--- a/기획문서/BuildOne2_대시보드_개발기획서.docx
+++ b/기획문서/BuildOne2_대시보드_개발기획서.docx
@@ -3496,7 +3496,7 @@
                 <w:sz w:val="19"/>
                 <w:szCs w:val="19"/>
               </w:rPr>
-              <w:t xml:space="preserve">최신 경영방침 ver의 reads[ver][me] 없음</w:t>
+              <w:t xml:space="preserve">온라인 교육 대상 · 수강 안 함</w:t>
             </w:r>
           </w:p>
         </w:tc>
@@ -3564,7 +3564,7 @@
                 <w:sz w:val="19"/>
                 <w:szCs w:val="19"/>
               </w:rPr>
-              <w:t xml:space="preserve">회사 안전보건 경영방침 읽고 서명하기</w:t>
+              <w:t xml:space="preserve">온라인 안전교육 수강 — 「제목」</w:t>
             </w:r>
           </w:p>
         </w:tc>
@@ -3637,7 +3637,7 @@
                 <w:sz w:val="19"/>
                 <w:szCs w:val="19"/>
               </w:rPr>
-              <w:t xml:space="preserve">온라인 교육 대상 · 수강 안 함</w:t>
+              <w:t xml:space="preserve">집합교육 openAt 있음(출석 열림) · att[me] 없음</w:t>
             </w:r>
           </w:p>
         </w:tc>
@@ -3671,7 +3671,7 @@
                 <w:sz w:val="19"/>
                 <w:szCs w:val="19"/>
               </w:rPr>
-              <w:t xml:space="preserve">orange</w:t>
+              <w:t xml:space="preserve">red</w:t>
             </w:r>
           </w:p>
         </w:tc>
@@ -3705,7 +3705,7 @@
                 <w:sz w:val="19"/>
                 <w:szCs w:val="19"/>
               </w:rPr>
-              <w:t xml:space="preserve">온라인 안전교육 수강 — 「제목」</w:t>
+              <w:t xml:space="preserve">지금 집합교육 중 — 출석 서명하기</w:t>
             </w:r>
           </w:p>
         </w:tc>
@@ -3778,7 +3778,7 @@
                 <w:sz w:val="19"/>
                 <w:szCs w:val="19"/>
               </w:rPr>
-              <w:t xml:space="preserve">집합교육 openAt 있음(출석 열림) · att[me] 없음</w:t>
+              <w:t xml:space="preserve">오늘 집합교육 · 아직 안 열림</w:t>
             </w:r>
           </w:p>
         </w:tc>
@@ -3812,7 +3812,7 @@
                 <w:sz w:val="19"/>
                 <w:szCs w:val="19"/>
               </w:rPr>
-              <w:t xml:space="preserve">red</w:t>
+              <w:t xml:space="preserve">blue</w:t>
             </w:r>
           </w:p>
         </w:tc>
@@ -3846,7 +3846,7 @@
                 <w:sz w:val="19"/>
                 <w:szCs w:val="19"/>
               </w:rPr>
-              <w:t xml:space="preserve">지금 집합교육 중 — 출석 서명하기</w:t>
+              <w:t xml:space="preserve">오늘 집합교육 — 「제목」</w:t>
             </w:r>
           </w:p>
         </w:tc>
@@ -3919,7 +3919,7 @@
                 <w:sz w:val="19"/>
                 <w:szCs w:val="19"/>
               </w:rPr>
-              <w:t xml:space="preserve">오늘 집합교육 · 아직 안 열림</w:t>
+              <w:t xml:space="preserve">회의 scheduled · startedAt 있음 · att[me] 없음 (진행자 제외)</w:t>
             </w:r>
           </w:p>
         </w:tc>
@@ -3953,7 +3953,7 @@
                 <w:sz w:val="19"/>
                 <w:szCs w:val="19"/>
               </w:rPr>
-              <w:t xml:space="preserve">blue</w:t>
+              <w:t xml:space="preserve">red</w:t>
             </w:r>
           </w:p>
         </w:tc>
@@ -3987,7 +3987,7 @@
                 <w:sz w:val="19"/>
                 <w:szCs w:val="19"/>
               </w:rPr>
-              <w:t xml:space="preserve">오늘 집합교육 — 「제목」</w:t>
+              <w:t xml:space="preserve">지금 위험성평가 회의 중 — 참석 서명하기</w:t>
             </w:r>
           </w:p>
         </w:tc>
@@ -4060,7 +4060,7 @@
                 <w:sz w:val="19"/>
                 <w:szCs w:val="19"/>
               </w:rPr>
-              <w:t xml:space="preserve">회의 scheduled · startedAt 있음 · att[me] 없음 (진행자 제외)</w:t>
+              <w:t xml:space="preserve">회의 scheduled · date = 오늘 · 시작 전</w:t>
             </w:r>
           </w:p>
         </w:tc>
@@ -4094,7 +4094,7 @@
                 <w:sz w:val="19"/>
                 <w:szCs w:val="19"/>
               </w:rPr>
-              <w:t xml:space="preserve">red</w:t>
+              <w:t xml:space="preserve">blue</w:t>
             </w:r>
           </w:p>
         </w:tc>
@@ -4128,7 +4128,7 @@
                 <w:sz w:val="19"/>
                 <w:szCs w:val="19"/>
               </w:rPr>
-              <w:t xml:space="preserve">지금 위험성평가 회의 중 — 참석 서명하기</w:t>
+              <w:t xml:space="preserve">오늘 위험성평가 회의 — 시작~끝</w:t>
             </w:r>
           </w:p>
         </w:tc>
@@ -4201,7 +4201,7 @@
                 <w:sz w:val="19"/>
                 <w:szCs w:val="19"/>
               </w:rPr>
-              <w:t xml:space="preserve">회의 scheduled · date = 오늘 · 시작 전</w:t>
+              <w:t xml:space="preserve">회의 done · att[me]도 shares[me]도 없음</w:t>
             </w:r>
           </w:p>
         </w:tc>
@@ -4235,7 +4235,7 @@
                 <w:sz w:val="19"/>
                 <w:szCs w:val="19"/>
               </w:rPr>
-              <w:t xml:space="preserve">blue</w:t>
+              <w:t xml:space="preserve">orange</w:t>
             </w:r>
           </w:p>
         </w:tc>
@@ -4269,7 +4269,7 @@
                 <w:sz w:val="19"/>
                 <w:szCs w:val="19"/>
               </w:rPr>
-              <w:t xml:space="preserve">오늘 위험성평가 회의 — 시작~끝</w:t>
+              <w:t xml:space="preserve">위험성평가 결과 읽고 서명하기</w:t>
             </w:r>
           </w:p>
         </w:tc>
@@ -4283,147 +4283,6 @@
               <w:right w:val="single" w:color="C9D2E3" w:sz="4"/>
             </w:tcBorders>
             <w:shd w:fill="FFFFFF" w:color="auto" w:val="clear"/>
-            <w:tcMar>
-              <w:top w:type="dxa" w:w="70"/>
-              <w:left w:type="dxa" w:w="110"/>
-              <w:bottom w:type="dxa" w:w="70"/>
-              <w:right w:type="dxa" w:w="110"/>
-            </w:tcMar>
-            <w:vAlign w:val="center"/>
-          </w:tcPr>
-          <w:p>
-            <w:pPr>
-              <w:spacing w:after="40" w:line="270"/>
-            </w:pPr>
-            <w:r>
-              <w:rPr>
-                <w:rFonts w:ascii="맑은 고딕" w:cs="맑은 고딕" w:eastAsia="맑은 고딕" w:hAnsi="맑은 고딕"/>
-                <w:b w:val="false"/>
-                <w:bCs w:val="false"/>
-                <w:sz w:val="19"/>
-                <w:szCs w:val="19"/>
-              </w:rPr>
-              <w:t xml:space="preserve">04#my</w:t>
-            </w:r>
-          </w:p>
-        </w:tc>
-      </w:tr>
-      <w:tr>
-        <w:trPr>
-          <w:cantSplit/>
-        </w:trPr>
-        <w:tc>
-          <w:tcPr>
-            <w:tcW w:type="dxa" w:w="4154"/>
-            <w:tcBorders>
-              <w:top w:val="single" w:color="C9D2E3" w:sz="4"/>
-              <w:left w:val="single" w:color="C9D2E3" w:sz="4"/>
-              <w:bottom w:val="single" w:color="C9D2E3" w:sz="4"/>
-              <w:right w:val="single" w:color="C9D2E3" w:sz="4"/>
-            </w:tcBorders>
-            <w:shd w:fill="F7F9FC" w:color="auto" w:val="clear"/>
-            <w:tcMar>
-              <w:top w:type="dxa" w:w="70"/>
-              <w:left w:type="dxa" w:w="110"/>
-              <w:bottom w:type="dxa" w:w="70"/>
-              <w:right w:type="dxa" w:w="110"/>
-            </w:tcMar>
-            <w:vAlign w:val="center"/>
-          </w:tcPr>
-          <w:p>
-            <w:pPr>
-              <w:spacing w:after="40" w:line="270"/>
-            </w:pPr>
-            <w:r>
-              <w:rPr>
-                <w:rFonts w:ascii="맑은 고딕" w:cs="맑은 고딕" w:eastAsia="맑은 고딕" w:hAnsi="맑은 고딕"/>
-                <w:b w:val="false"/>
-                <w:bCs w:val="false"/>
-                <w:sz w:val="19"/>
-                <w:szCs w:val="19"/>
-              </w:rPr>
-              <w:t xml:space="preserve">회의 done · att[me]도 shares[me]도 없음</w:t>
-            </w:r>
-          </w:p>
-        </w:tc>
-        <w:tc>
-          <w:tcPr>
-            <w:tcW w:type="dxa" w:w="1510"/>
-            <w:tcBorders>
-              <w:top w:val="single" w:color="C9D2E3" w:sz="4"/>
-              <w:left w:val="single" w:color="C9D2E3" w:sz="4"/>
-              <w:bottom w:val="single" w:color="C9D2E3" w:sz="4"/>
-              <w:right w:val="single" w:color="C9D2E3" w:sz="4"/>
-            </w:tcBorders>
-            <w:shd w:fill="F7F9FC" w:color="auto" w:val="clear"/>
-            <w:tcMar>
-              <w:top w:type="dxa" w:w="70"/>
-              <w:left w:type="dxa" w:w="110"/>
-              <w:bottom w:type="dxa" w:w="70"/>
-              <w:right w:type="dxa" w:w="110"/>
-            </w:tcMar>
-            <w:vAlign w:val="center"/>
-          </w:tcPr>
-          <w:p>
-            <w:pPr>
-              <w:spacing w:after="40" w:line="270"/>
-            </w:pPr>
-            <w:r>
-              <w:rPr>
-                <w:rFonts w:ascii="맑은 고딕" w:cs="맑은 고딕" w:eastAsia="맑은 고딕" w:hAnsi="맑은 고딕"/>
-                <w:b w:val="false"/>
-                <w:bCs w:val="false"/>
-                <w:sz w:val="19"/>
-                <w:szCs w:val="19"/>
-              </w:rPr>
-              <w:t xml:space="preserve">orange</w:t>
-            </w:r>
-          </w:p>
-        </w:tc>
-        <w:tc>
-          <w:tcPr>
-            <w:tcW w:type="dxa" w:w="3021"/>
-            <w:tcBorders>
-              <w:top w:val="single" w:color="C9D2E3" w:sz="4"/>
-              <w:left w:val="single" w:color="C9D2E3" w:sz="4"/>
-              <w:bottom w:val="single" w:color="C9D2E3" w:sz="4"/>
-              <w:right w:val="single" w:color="C9D2E3" w:sz="4"/>
-            </w:tcBorders>
-            <w:shd w:fill="F7F9FC" w:color="auto" w:val="clear"/>
-            <w:tcMar>
-              <w:top w:type="dxa" w:w="70"/>
-              <w:left w:type="dxa" w:w="110"/>
-              <w:bottom w:type="dxa" w:w="70"/>
-              <w:right w:type="dxa" w:w="110"/>
-            </w:tcMar>
-            <w:vAlign w:val="center"/>
-          </w:tcPr>
-          <w:p>
-            <w:pPr>
-              <w:spacing w:after="40" w:line="270"/>
-            </w:pPr>
-            <w:r>
-              <w:rPr>
-                <w:rFonts w:ascii="맑은 고딕" w:cs="맑은 고딕" w:eastAsia="맑은 고딕" w:hAnsi="맑은 고딕"/>
-                <w:b w:val="false"/>
-                <w:bCs w:val="false"/>
-                <w:sz w:val="19"/>
-                <w:szCs w:val="19"/>
-              </w:rPr>
-              <w:t xml:space="preserve">위험성평가 결과 읽고 서명하기</w:t>
-            </w:r>
-          </w:p>
-        </w:tc>
-        <w:tc>
-          <w:tcPr>
-            <w:tcW w:type="dxa" w:w="947"/>
-            <w:tcBorders>
-              <w:top w:val="single" w:color="C9D2E3" w:sz="4"/>
-              <w:left w:val="single" w:color="C9D2E3" w:sz="4"/>
-              <w:bottom w:val="single" w:color="C9D2E3" w:sz="4"/>
-              <w:right w:val="single" w:color="C9D2E3" w:sz="4"/>
-            </w:tcBorders>
-            <w:shd w:fill="F7F9FC" w:color="auto" w:val="clear"/>
             <w:tcMar>
               <w:top w:type="dxa" w:w="70"/>
               <w:left w:type="dxa" w:w="110"/>
